--- a/Documents/FD01-EPIS-Informe de Factibilidad.docx
+++ b/Documents/FD01-EPIS-Informe de Factibilidad.docx
@@ -357,7 +357,6 @@
           <w:szCs w:val="32"/>
         </w:rPr>
       </w:pPr>
-      <w:proofErr w:type="spellStart"/>
       <w:r>
         <w:rPr>
           <w:rFonts w:ascii="Times New Roman" w:eastAsia="Times New Roman" w:hAnsi="Times New Roman" w:cs="Times New Roman"/>
@@ -365,17 +364,7 @@
           <w:sz w:val="32"/>
           <w:szCs w:val="32"/>
         </w:rPr>
-        <w:t>Mag</w:t>
-      </w:r>
-      <w:proofErr w:type="spellEnd"/>
-      <w:r>
-        <w:rPr>
-          <w:rFonts w:ascii="Times New Roman" w:eastAsia="Times New Roman" w:hAnsi="Times New Roman" w:cs="Times New Roman"/>
-          <w:i/>
-          <w:sz w:val="32"/>
-          <w:szCs w:val="32"/>
-        </w:rPr>
-        <w:t>. Patrick Cuadros Quiroga</w:t>
+        <w:t>Mag. Patrick Cuadros Quiroga</w:t>
       </w:r>
     </w:p>
     <w:p>
@@ -437,27 +426,7 @@
           <w:sz w:val="28"/>
           <w:szCs w:val="28"/>
         </w:rPr>
-        <w:t xml:space="preserve">Ancco </w:t>
-      </w:r>
-      <w:proofErr w:type="spellStart"/>
-      <w:r>
-        <w:rPr>
-          <w:rFonts w:ascii="Times New Roman" w:eastAsia="Times New Roman" w:hAnsi="Times New Roman" w:cs="Times New Roman"/>
-          <w:i/>
-          <w:sz w:val="28"/>
-          <w:szCs w:val="28"/>
-        </w:rPr>
-        <w:t>Suaña</w:t>
-      </w:r>
-      <w:proofErr w:type="spellEnd"/>
-      <w:r>
-        <w:rPr>
-          <w:rFonts w:ascii="Times New Roman" w:eastAsia="Times New Roman" w:hAnsi="Times New Roman" w:cs="Times New Roman"/>
-          <w:i/>
-          <w:sz w:val="28"/>
-          <w:szCs w:val="28"/>
-        </w:rPr>
-        <w:t>, Bruno Enrique</w:t>
+        <w:t>Ancco Suaña, Bruno Enrique</w:t>
       </w:r>
       <w:r>
         <w:rPr>
@@ -804,37 +773,12 @@
         </w:rPr>
         <w:t xml:space="preserve">Sistema </w:t>
       </w:r>
-      <w:proofErr w:type="spellStart"/>
       <w:r>
         <w:rPr>
           <w:rFonts w:ascii="Times New Roman" w:hAnsi="Times New Roman"/>
           <w:i/>
         </w:rPr>
-        <w:t>Generador</w:t>
-      </w:r>
-      <w:proofErr w:type="spellEnd"/>
-      <w:r>
-        <w:rPr>
-          <w:rFonts w:ascii="Times New Roman" w:hAnsi="Times New Roman"/>
-          <w:i/>
-        </w:rPr>
-        <w:t xml:space="preserve"> de </w:t>
-      </w:r>
-      <w:proofErr w:type="spellStart"/>
-      <w:r>
-        <w:rPr>
-          <w:rFonts w:ascii="Times New Roman" w:hAnsi="Times New Roman"/>
-          <w:i/>
-        </w:rPr>
-        <w:t>documentación</w:t>
-      </w:r>
-      <w:proofErr w:type="spellEnd"/>
-      <w:r>
-        <w:rPr>
-          <w:rFonts w:ascii="Times New Roman" w:hAnsi="Times New Roman"/>
-          <w:i/>
-        </w:rPr>
-        <w:t xml:space="preserve"> </w:t>
+        <w:t xml:space="preserve">Generador de documentación </w:t>
       </w:r>
     </w:p>
     <w:p>
@@ -846,37 +790,12 @@
           <w:color w:val="000000"/>
         </w:rPr>
       </w:pPr>
-      <w:proofErr w:type="spellStart"/>
       <w:r>
         <w:rPr>
           <w:rFonts w:ascii="Times New Roman" w:hAnsi="Times New Roman"/>
           <w:i/>
         </w:rPr>
-        <w:t>impulsado</w:t>
-      </w:r>
-      <w:proofErr w:type="spellEnd"/>
-      <w:r>
-        <w:rPr>
-          <w:rFonts w:ascii="Times New Roman" w:hAnsi="Times New Roman"/>
-          <w:i/>
-        </w:rPr>
-        <w:t xml:space="preserve"> </w:t>
-      </w:r>
-      <w:proofErr w:type="spellStart"/>
-      <w:r>
-        <w:rPr>
-          <w:rFonts w:ascii="Times New Roman" w:hAnsi="Times New Roman"/>
-          <w:i/>
-        </w:rPr>
-        <w:t>por</w:t>
-      </w:r>
-      <w:proofErr w:type="spellEnd"/>
-      <w:r>
-        <w:rPr>
-          <w:rFonts w:ascii="Times New Roman" w:hAnsi="Times New Roman"/>
-          <w:i/>
-        </w:rPr>
-        <w:t xml:space="preserve"> IA (GDI-IA)</w:t>
+        <w:t>impulsado por IA (GDI-IA)</w:t>
       </w:r>
     </w:p>
     <w:p>
@@ -895,17 +814,8 @@
           <w:rFonts w:ascii="Times New Roman" w:hAnsi="Times New Roman"/>
           <w:color w:val="000000"/>
         </w:rPr>
-        <w:t xml:space="preserve">Informe de </w:t>
-      </w:r>
-      <w:proofErr w:type="spellStart"/>
-      <w:r>
-        <w:rPr>
-          <w:rFonts w:ascii="Times New Roman" w:hAnsi="Times New Roman"/>
-          <w:color w:val="000000"/>
-        </w:rPr>
-        <w:t>Factibilidad</w:t>
-      </w:r>
-      <w:proofErr w:type="spellEnd"/>
+        <w:t>Informe de Factibilidad</w:t>
+      </w:r>
     </w:p>
     <w:p>
       <w:pPr>
@@ -928,7 +838,6 @@
           <w:szCs w:val="28"/>
         </w:rPr>
       </w:pPr>
-      <w:proofErr w:type="spellStart"/>
       <w:r>
         <w:rPr>
           <w:rFonts w:ascii="Times New Roman" w:hAnsi="Times New Roman"/>
@@ -936,17 +845,7 @@
           <w:sz w:val="28"/>
           <w:szCs w:val="28"/>
         </w:rPr>
-        <w:t>Versión</w:t>
-      </w:r>
-      <w:proofErr w:type="spellEnd"/>
-      <w:r>
-        <w:rPr>
-          <w:rFonts w:ascii="Times New Roman" w:hAnsi="Times New Roman"/>
-          <w:color w:val="000000"/>
-          <w:sz w:val="28"/>
-          <w:szCs w:val="28"/>
-        </w:rPr>
-        <w:t xml:space="preserve"> </w:t>
+        <w:t xml:space="preserve">Versión </w:t>
       </w:r>
       <w:r>
         <w:rPr>
@@ -1404,6 +1303,7 @@
                 <w:rFonts w:ascii="Times New Roman" w:eastAsia="Times New Roman" w:hAnsi="Times New Roman" w:cs="Times New Roman"/>
                 <w:sz w:val="18"/>
                 <w:szCs w:val="18"/>
+                <w:u w:val="single"/>
               </w:rPr>
             </w:pPr>
             <w:r>
@@ -1413,6 +1313,14 @@
                 <w:szCs w:val="18"/>
               </w:rPr>
               <w:t>AHAO, CDAR, WESJ</w:t>
+            </w:r>
+            <w:r>
+              <w:rPr>
+                <w:rFonts w:ascii="Times New Roman" w:eastAsia="Times New Roman" w:hAnsi="Times New Roman" w:cs="Times New Roman"/>
+                <w:sz w:val="18"/>
+                <w:szCs w:val="18"/>
+              </w:rPr>
+              <w:t>, BEAS</w:t>
             </w:r>
           </w:p>
         </w:tc>
@@ -2964,7 +2872,6 @@
         </w:rPr>
         <w:t xml:space="preserve">El proyecto será implementado en </w:t>
       </w:r>
-      <w:proofErr w:type="spellStart"/>
       <w:r>
         <w:rPr>
           <w:rFonts w:ascii="Times New Roman" w:eastAsia="Times New Roman" w:hAnsi="Times New Roman" w:cs="Times New Roman"/>
@@ -2972,29 +2879,8 @@
           <w:sz w:val="24"/>
           <w:szCs w:val="24"/>
         </w:rPr>
-        <w:t>DevStar</w:t>
-      </w:r>
-      <w:proofErr w:type="spellEnd"/>
-      <w:r>
-        <w:rPr>
-          <w:rFonts w:ascii="Times New Roman" w:eastAsia="Times New Roman" w:hAnsi="Times New Roman" w:cs="Times New Roman"/>
-          <w:b/>
-          <w:sz w:val="24"/>
-          <w:szCs w:val="24"/>
-        </w:rPr>
-        <w:t xml:space="preserve"> </w:t>
-      </w:r>
-      <w:proofErr w:type="spellStart"/>
-      <w:r>
-        <w:rPr>
-          <w:rFonts w:ascii="Times New Roman" w:eastAsia="Times New Roman" w:hAnsi="Times New Roman" w:cs="Times New Roman"/>
-          <w:b/>
-          <w:sz w:val="24"/>
-          <w:szCs w:val="24"/>
-        </w:rPr>
-        <w:t>Solutions</w:t>
-      </w:r>
-      <w:proofErr w:type="spellEnd"/>
+        <w:t>DevStar Solutions</w:t>
+      </w:r>
       <w:r>
         <w:rPr>
           <w:rFonts w:ascii="Times New Roman" w:eastAsia="Times New Roman" w:hAnsi="Times New Roman" w:cs="Times New Roman"/>
@@ -3250,27 +3136,7 @@
           <w:sz w:val="24"/>
           <w:szCs w:val="24"/>
         </w:rPr>
-        <w:t xml:space="preserve">Conectar el sistema con </w:t>
-      </w:r>
-      <w:proofErr w:type="spellStart"/>
-      <w:r>
-        <w:rPr>
-          <w:rFonts w:ascii="Times New Roman" w:eastAsia="Times New Roman" w:hAnsi="Times New Roman" w:cs="Times New Roman"/>
-          <w:i/>
-          <w:sz w:val="24"/>
-          <w:szCs w:val="24"/>
-        </w:rPr>
-        <w:t>APIs</w:t>
-      </w:r>
-      <w:proofErr w:type="spellEnd"/>
-      <w:r>
-        <w:rPr>
-          <w:rFonts w:ascii="Times New Roman" w:eastAsia="Times New Roman" w:hAnsi="Times New Roman" w:cs="Times New Roman"/>
-          <w:i/>
-          <w:sz w:val="24"/>
-          <w:szCs w:val="24"/>
-        </w:rPr>
-        <w:t xml:space="preserve"> para la generación de diagramas UML.</w:t>
+        <w:t>Conectar el sistema con APIs para la generación de diagramas UML.</w:t>
       </w:r>
       <w:r>
         <w:rPr>
@@ -3438,25 +3304,7 @@
           <w:sz w:val="24"/>
           <w:szCs w:val="24"/>
         </w:rPr>
-        <w:t>Dependencia de terceros (</w:t>
-      </w:r>
-      <w:proofErr w:type="spellStart"/>
-      <w:r>
-        <w:rPr>
-          <w:rFonts w:ascii="Times New Roman" w:eastAsia="Times New Roman" w:hAnsi="Times New Roman" w:cs="Times New Roman"/>
-          <w:sz w:val="24"/>
-          <w:szCs w:val="24"/>
-        </w:rPr>
-        <w:t>APIs</w:t>
-      </w:r>
-      <w:proofErr w:type="spellEnd"/>
-      <w:r>
-        <w:rPr>
-          <w:rFonts w:ascii="Times New Roman" w:eastAsia="Times New Roman" w:hAnsi="Times New Roman" w:cs="Times New Roman"/>
-          <w:sz w:val="24"/>
-          <w:szCs w:val="24"/>
-        </w:rPr>
-        <w:t>) para la generación de diagramas.</w:t>
+        <w:t>Dependencia de terceros (APIs) para la generación de diagramas.</w:t>
       </w:r>
     </w:p>
     <w:p>
@@ -3554,43 +3402,7 @@
           <w:sz w:val="24"/>
           <w:szCs w:val="24"/>
         </w:rPr>
-        <w:t xml:space="preserve">En la actualidad, los equipos de desarrollo de </w:t>
-      </w:r>
-      <w:proofErr w:type="spellStart"/>
-      <w:r>
-        <w:rPr>
-          <w:rFonts w:ascii="Times New Roman" w:eastAsia="Times New Roman" w:hAnsi="Times New Roman" w:cs="Times New Roman"/>
-          <w:sz w:val="24"/>
-          <w:szCs w:val="24"/>
-        </w:rPr>
-        <w:t>DevStar</w:t>
-      </w:r>
-      <w:proofErr w:type="spellEnd"/>
-      <w:r>
-        <w:rPr>
-          <w:rFonts w:ascii="Times New Roman" w:eastAsia="Times New Roman" w:hAnsi="Times New Roman" w:cs="Times New Roman"/>
-          <w:sz w:val="24"/>
-          <w:szCs w:val="24"/>
-        </w:rPr>
-        <w:t xml:space="preserve"> </w:t>
-      </w:r>
-      <w:proofErr w:type="spellStart"/>
-      <w:r>
-        <w:rPr>
-          <w:rFonts w:ascii="Times New Roman" w:eastAsia="Times New Roman" w:hAnsi="Times New Roman" w:cs="Times New Roman"/>
-          <w:sz w:val="24"/>
-          <w:szCs w:val="24"/>
-        </w:rPr>
-        <w:t>Solutions</w:t>
-      </w:r>
-      <w:proofErr w:type="spellEnd"/>
-      <w:r>
-        <w:rPr>
-          <w:rFonts w:ascii="Times New Roman" w:eastAsia="Times New Roman" w:hAnsi="Times New Roman" w:cs="Times New Roman"/>
-          <w:sz w:val="24"/>
-          <w:szCs w:val="24"/>
-        </w:rPr>
-        <w:t xml:space="preserve"> enfrentan dificultades en la elaboración eficiente de documentación técnica. Muchos desarrolladores y técnicos no están habituados a estructurar la información de manera formal, lo que genera inconsistencias, pérdida de tiempo y retrabajo. Esta situación ha evidenciado la necesidad de una solución que asista en este proceso, haciéndolo más accesible, rápido y uniforme, sin requerir conocimientos técnicos avanzados en documentación.</w:t>
+        <w:t>En la actualidad, los equipos de desarrollo de DevStar Solutions enfrentan dificultades en la elaboración eficiente de documentación técnica. Muchos desarrolladores y técnicos no están habituados a estructurar la información de manera formal, lo que genera inconsistencias, pérdida de tiempo y retrabajo. Esta situación ha evidenciado la necesidad de una solución que asista en este proceso, haciéndolo más accesible, rápido y uniforme, sin requerir conocimientos técnicos avanzados en documentación.</w:t>
       </w:r>
       <w:r>
         <w:rPr>
@@ -3807,27 +3619,7 @@
           <w:sz w:val="24"/>
           <w:szCs w:val="24"/>
         </w:rPr>
-        <w:t xml:space="preserve">Lenguaje </w:t>
-      </w:r>
-      <w:proofErr w:type="spellStart"/>
-      <w:r>
-        <w:rPr>
-          <w:rFonts w:ascii="Times New Roman" w:eastAsia="Times New Roman" w:hAnsi="Times New Roman" w:cs="Times New Roman"/>
-          <w:i/>
-          <w:sz w:val="24"/>
-          <w:szCs w:val="24"/>
-        </w:rPr>
-        <w:t>backend</w:t>
-      </w:r>
-      <w:proofErr w:type="spellEnd"/>
-      <w:r>
-        <w:rPr>
-          <w:rFonts w:ascii="Times New Roman" w:eastAsia="Times New Roman" w:hAnsi="Times New Roman" w:cs="Times New Roman"/>
-          <w:i/>
-          <w:sz w:val="24"/>
-          <w:szCs w:val="24"/>
-        </w:rPr>
-        <w:t>: PHP</w:t>
+        <w:t>Lenguaje backend: PHP</w:t>
       </w:r>
     </w:p>
     <w:p>
@@ -3845,25 +3637,14 @@
           <w:szCs w:val="24"/>
         </w:rPr>
       </w:pPr>
-      <w:proofErr w:type="spellStart"/>
-      <w:r>
-        <w:rPr>
-          <w:rFonts w:ascii="Times New Roman" w:eastAsia="Times New Roman" w:hAnsi="Times New Roman" w:cs="Times New Roman"/>
-          <w:i/>
-          <w:sz w:val="24"/>
-          <w:szCs w:val="24"/>
-        </w:rPr>
-        <w:t>Frontend</w:t>
-      </w:r>
-      <w:proofErr w:type="spellEnd"/>
-      <w:r>
-        <w:rPr>
-          <w:rFonts w:ascii="Times New Roman" w:eastAsia="Times New Roman" w:hAnsi="Times New Roman" w:cs="Times New Roman"/>
-          <w:i/>
-          <w:sz w:val="24"/>
-          <w:szCs w:val="24"/>
-        </w:rPr>
-        <w:t>: HTML, CSS, JavaScript</w:t>
+      <w:r>
+        <w:rPr>
+          <w:rFonts w:ascii="Times New Roman" w:eastAsia="Times New Roman" w:hAnsi="Times New Roman" w:cs="Times New Roman"/>
+          <w:i/>
+          <w:sz w:val="24"/>
+          <w:szCs w:val="24"/>
+        </w:rPr>
+        <w:t>Frontend: HTML, CSS, JavaScript</w:t>
       </w:r>
     </w:p>
     <w:p>
@@ -3888,39 +3669,8 @@
           <w:sz w:val="24"/>
           <w:szCs w:val="24"/>
         </w:rPr>
-        <w:t xml:space="preserve">Generación de </w:t>
-      </w:r>
-      <w:proofErr w:type="spellStart"/>
-      <w:r>
-        <w:rPr>
-          <w:rFonts w:ascii="Times New Roman" w:eastAsia="Times New Roman" w:hAnsi="Times New Roman" w:cs="Times New Roman"/>
-          <w:i/>
-          <w:sz w:val="24"/>
-          <w:szCs w:val="24"/>
-        </w:rPr>
-        <w:t>PDFs</w:t>
-      </w:r>
-      <w:proofErr w:type="spellEnd"/>
-      <w:r>
-        <w:rPr>
-          <w:rFonts w:ascii="Times New Roman" w:eastAsia="Times New Roman" w:hAnsi="Times New Roman" w:cs="Times New Roman"/>
-          <w:i/>
-          <w:sz w:val="24"/>
-          <w:szCs w:val="24"/>
-        </w:rPr>
-        <w:t xml:space="preserve">: Librerías como TCPDF o </w:t>
-      </w:r>
-      <w:proofErr w:type="spellStart"/>
-      <w:r>
-        <w:rPr>
-          <w:rFonts w:ascii="Times New Roman" w:eastAsia="Times New Roman" w:hAnsi="Times New Roman" w:cs="Times New Roman"/>
-          <w:i/>
-          <w:sz w:val="24"/>
-          <w:szCs w:val="24"/>
-        </w:rPr>
-        <w:t>DomPDF</w:t>
-      </w:r>
-      <w:proofErr w:type="spellEnd"/>
+        <w:t>Generación de PDFs: Librerías como TCPDF o DomPDF</w:t>
+      </w:r>
     </w:p>
     <w:p>
       <w:pPr>
@@ -3944,59 +3694,8 @@
           <w:sz w:val="24"/>
           <w:szCs w:val="24"/>
         </w:rPr>
-        <w:t xml:space="preserve">Generación de diagramas: Integración con </w:t>
-      </w:r>
-      <w:proofErr w:type="spellStart"/>
-      <w:r>
-        <w:rPr>
-          <w:rFonts w:ascii="Times New Roman" w:eastAsia="Times New Roman" w:hAnsi="Times New Roman" w:cs="Times New Roman"/>
-          <w:i/>
-          <w:sz w:val="24"/>
-          <w:szCs w:val="24"/>
-        </w:rPr>
-        <w:t>APIs</w:t>
-      </w:r>
-      <w:proofErr w:type="spellEnd"/>
-      <w:r>
-        <w:rPr>
-          <w:rFonts w:ascii="Times New Roman" w:eastAsia="Times New Roman" w:hAnsi="Times New Roman" w:cs="Times New Roman"/>
-          <w:i/>
-          <w:sz w:val="24"/>
-          <w:szCs w:val="24"/>
-        </w:rPr>
-        <w:t xml:space="preserve"> como </w:t>
-      </w:r>
-      <w:proofErr w:type="spellStart"/>
-      <w:r>
-        <w:rPr>
-          <w:rFonts w:ascii="Times New Roman" w:eastAsia="Times New Roman" w:hAnsi="Times New Roman" w:cs="Times New Roman"/>
-          <w:i/>
-          <w:sz w:val="24"/>
-          <w:szCs w:val="24"/>
-        </w:rPr>
-        <w:t>PlantUML</w:t>
-      </w:r>
-      <w:proofErr w:type="spellEnd"/>
-      <w:r>
-        <w:rPr>
-          <w:rFonts w:ascii="Times New Roman" w:eastAsia="Times New Roman" w:hAnsi="Times New Roman" w:cs="Times New Roman"/>
-          <w:i/>
-          <w:sz w:val="24"/>
-          <w:szCs w:val="24"/>
-        </w:rPr>
-        <w:t xml:space="preserve"> o </w:t>
-      </w:r>
-      <w:proofErr w:type="spellStart"/>
-      <w:r>
-        <w:rPr>
-          <w:rFonts w:ascii="Times New Roman" w:eastAsia="Times New Roman" w:hAnsi="Times New Roman" w:cs="Times New Roman"/>
-          <w:i/>
-          <w:sz w:val="24"/>
-          <w:szCs w:val="24"/>
-        </w:rPr>
-        <w:t>Mermaid</w:t>
-      </w:r>
-      <w:proofErr w:type="spellEnd"/>
+        <w:t>Generación de diagramas: Integración con APIs como PlantUML o Mermaid</w:t>
+      </w:r>
     </w:p>
     <w:p>
       <w:pPr>
@@ -4198,47 +3897,7 @@
           <w:sz w:val="24"/>
           <w:szCs w:val="24"/>
         </w:rPr>
-        <w:t xml:space="preserve">Validación con personal técnico de </w:t>
-      </w:r>
-      <w:proofErr w:type="spellStart"/>
-      <w:r>
-        <w:rPr>
-          <w:rFonts w:ascii="Times New Roman" w:eastAsia="Times New Roman" w:hAnsi="Times New Roman" w:cs="Times New Roman"/>
-          <w:i/>
-          <w:sz w:val="24"/>
-          <w:szCs w:val="24"/>
-        </w:rPr>
-        <w:t>DevStar</w:t>
-      </w:r>
-      <w:proofErr w:type="spellEnd"/>
-      <w:r>
-        <w:rPr>
-          <w:rFonts w:ascii="Times New Roman" w:eastAsia="Times New Roman" w:hAnsi="Times New Roman" w:cs="Times New Roman"/>
-          <w:i/>
-          <w:sz w:val="24"/>
-          <w:szCs w:val="24"/>
-        </w:rPr>
-        <w:t xml:space="preserve"> </w:t>
-      </w:r>
-      <w:proofErr w:type="spellStart"/>
-      <w:r>
-        <w:rPr>
-          <w:rFonts w:ascii="Times New Roman" w:eastAsia="Times New Roman" w:hAnsi="Times New Roman" w:cs="Times New Roman"/>
-          <w:i/>
-          <w:sz w:val="24"/>
-          <w:szCs w:val="24"/>
-        </w:rPr>
-        <w:t>Solutions</w:t>
-      </w:r>
-      <w:proofErr w:type="spellEnd"/>
-      <w:r>
-        <w:rPr>
-          <w:rFonts w:ascii="Times New Roman" w:eastAsia="Times New Roman" w:hAnsi="Times New Roman" w:cs="Times New Roman"/>
-          <w:i/>
-          <w:sz w:val="24"/>
-          <w:szCs w:val="24"/>
-        </w:rPr>
-        <w:t>.</w:t>
+        <w:t>Validación con personal técnico de DevStar Solutions.</w:t>
       </w:r>
     </w:p>
     <w:p>
@@ -4340,79 +3999,7 @@
           <w:sz w:val="24"/>
           <w:szCs w:val="24"/>
         </w:rPr>
-        <w:t xml:space="preserve">El proyecto cuenta con el soporte de tecnologías maduras y ampliamente utilizadas. Las herramientas de IA, junto con las </w:t>
-      </w:r>
-      <w:proofErr w:type="spellStart"/>
-      <w:r>
-        <w:rPr>
-          <w:rFonts w:ascii="Times New Roman" w:eastAsia="Times New Roman" w:hAnsi="Times New Roman" w:cs="Times New Roman"/>
-          <w:sz w:val="24"/>
-          <w:szCs w:val="24"/>
-        </w:rPr>
-        <w:t>APIs</w:t>
-      </w:r>
-      <w:proofErr w:type="spellEnd"/>
-      <w:r>
-        <w:rPr>
-          <w:rFonts w:ascii="Times New Roman" w:eastAsia="Times New Roman" w:hAnsi="Times New Roman" w:cs="Times New Roman"/>
-          <w:sz w:val="24"/>
-          <w:szCs w:val="24"/>
-        </w:rPr>
-        <w:t xml:space="preserve"> de generación de diagramas y los motores de generación de texto como </w:t>
-      </w:r>
-      <w:proofErr w:type="spellStart"/>
-      <w:r>
-        <w:rPr>
-          <w:rFonts w:ascii="Times New Roman" w:eastAsia="Times New Roman" w:hAnsi="Times New Roman" w:cs="Times New Roman"/>
-          <w:sz w:val="24"/>
-          <w:szCs w:val="24"/>
-        </w:rPr>
-        <w:t>ChatGPT</w:t>
-      </w:r>
-      <w:proofErr w:type="spellEnd"/>
-      <w:r>
-        <w:rPr>
-          <w:rFonts w:ascii="Times New Roman" w:eastAsia="Times New Roman" w:hAnsi="Times New Roman" w:cs="Times New Roman"/>
-          <w:sz w:val="24"/>
-          <w:szCs w:val="24"/>
-        </w:rPr>
-        <w:t xml:space="preserve">, permiten cubrir los requerimientos funcionales. Además, el personal de </w:t>
-      </w:r>
-      <w:proofErr w:type="spellStart"/>
-      <w:r>
-        <w:rPr>
-          <w:rFonts w:ascii="Times New Roman" w:eastAsia="Times New Roman" w:hAnsi="Times New Roman" w:cs="Times New Roman"/>
-          <w:sz w:val="24"/>
-          <w:szCs w:val="24"/>
-        </w:rPr>
-        <w:t>DevStar</w:t>
-      </w:r>
-      <w:proofErr w:type="spellEnd"/>
-      <w:r>
-        <w:rPr>
-          <w:rFonts w:ascii="Times New Roman" w:eastAsia="Times New Roman" w:hAnsi="Times New Roman" w:cs="Times New Roman"/>
-          <w:sz w:val="24"/>
-          <w:szCs w:val="24"/>
-        </w:rPr>
-        <w:t xml:space="preserve"> </w:t>
-      </w:r>
-      <w:proofErr w:type="spellStart"/>
-      <w:r>
-        <w:rPr>
-          <w:rFonts w:ascii="Times New Roman" w:eastAsia="Times New Roman" w:hAnsi="Times New Roman" w:cs="Times New Roman"/>
-          <w:sz w:val="24"/>
-          <w:szCs w:val="24"/>
-        </w:rPr>
-        <w:t>Solutions</w:t>
-      </w:r>
-      <w:proofErr w:type="spellEnd"/>
-      <w:r>
-        <w:rPr>
-          <w:rFonts w:ascii="Times New Roman" w:eastAsia="Times New Roman" w:hAnsi="Times New Roman" w:cs="Times New Roman"/>
-          <w:sz w:val="24"/>
-          <w:szCs w:val="24"/>
-        </w:rPr>
-        <w:t xml:space="preserve"> dispone de los conocimientos técnicos necesarios para el desarrollo y despliegue del sistema en su infraestructura.</w:t>
+        <w:t>El proyecto cuenta con el soporte de tecnologías maduras y ampliamente utilizadas. Las herramientas de IA, junto con las APIs de generación de diagramas y los motores de generación de texto como ChatGPT, permiten cubrir los requerimientos funcionales. Además, el personal de DevStar Solutions dispone de los conocimientos técnicos necesarios para el desarrollo y despliegue del sistema en su infraestructura.</w:t>
       </w:r>
     </w:p>
     <w:p>
@@ -4516,43 +4103,7 @@
           <w:sz w:val="24"/>
           <w:szCs w:val="24"/>
         </w:rPr>
-        <w:t xml:space="preserve">En este apartado, analizo la viabilidad económica del proyecto GDI-IA (Generador de Documentación impulsado por IA), considerando los costos que representa su desarrollo e implementación frente a los beneficios que aportará a la empresa </w:t>
-      </w:r>
-      <w:proofErr w:type="spellStart"/>
-      <w:r>
-        <w:rPr>
-          <w:rFonts w:ascii="Times New Roman" w:eastAsia="Times New Roman" w:hAnsi="Times New Roman" w:cs="Times New Roman"/>
-          <w:sz w:val="24"/>
-          <w:szCs w:val="24"/>
-        </w:rPr>
-        <w:t>DevStar</w:t>
-      </w:r>
-      <w:proofErr w:type="spellEnd"/>
-      <w:r>
-        <w:rPr>
-          <w:rFonts w:ascii="Times New Roman" w:eastAsia="Times New Roman" w:hAnsi="Times New Roman" w:cs="Times New Roman"/>
-          <w:sz w:val="24"/>
-          <w:szCs w:val="24"/>
-        </w:rPr>
-        <w:t xml:space="preserve"> </w:t>
-      </w:r>
-      <w:proofErr w:type="spellStart"/>
-      <w:r>
-        <w:rPr>
-          <w:rFonts w:ascii="Times New Roman" w:eastAsia="Times New Roman" w:hAnsi="Times New Roman" w:cs="Times New Roman"/>
-          <w:sz w:val="24"/>
-          <w:szCs w:val="24"/>
-        </w:rPr>
-        <w:t>Solutions</w:t>
-      </w:r>
-      <w:proofErr w:type="spellEnd"/>
-      <w:r>
-        <w:rPr>
-          <w:rFonts w:ascii="Times New Roman" w:eastAsia="Times New Roman" w:hAnsi="Times New Roman" w:cs="Times New Roman"/>
-          <w:sz w:val="24"/>
-          <w:szCs w:val="24"/>
-        </w:rPr>
-        <w:t>. Esta evaluación incluye recursos disponibles, posibles inversiones necesarias y una proyección financiera clara de la inversión total.</w:t>
+        <w:t>En este apartado, analizo la viabilidad económica del proyecto GDI-IA (Generador de Documentación impulsado por IA), considerando los costos que representa su desarrollo e implementación frente a los beneficios que aportará a la empresa DevStar Solutions. Esta evaluación incluye recursos disponibles, posibles inversiones necesarias y una proyección financiera clara de la inversión total.</w:t>
       </w:r>
     </w:p>
     <w:p>
@@ -7210,7 +6761,6 @@
         </w:rPr>
         <w:t xml:space="preserve"> se diseñó con el objetivo de ser una herramienta altamente funcional y de bajo mantenimiento para el cliente. Se implementará en la empresa </w:t>
       </w:r>
-      <w:proofErr w:type="spellStart"/>
       <w:r>
         <w:rPr>
           <w:rFonts w:ascii="Times New Roman" w:eastAsia="Times New Roman" w:hAnsi="Times New Roman" w:cs="Times New Roman"/>
@@ -7219,31 +6769,8 @@
           <w:sz w:val="24"/>
           <w:szCs w:val="24"/>
         </w:rPr>
-        <w:t>DevStar</w:t>
-      </w:r>
-      <w:proofErr w:type="spellEnd"/>
-      <w:r>
-        <w:rPr>
-          <w:rFonts w:ascii="Times New Roman" w:eastAsia="Times New Roman" w:hAnsi="Times New Roman" w:cs="Times New Roman"/>
-          <w:b/>
-          <w:i/>
-          <w:sz w:val="24"/>
-          <w:szCs w:val="24"/>
-        </w:rPr>
-        <w:t xml:space="preserve"> </w:t>
-      </w:r>
-      <w:proofErr w:type="spellStart"/>
-      <w:r>
-        <w:rPr>
-          <w:rFonts w:ascii="Times New Roman" w:eastAsia="Times New Roman" w:hAnsi="Times New Roman" w:cs="Times New Roman"/>
-          <w:b/>
-          <w:i/>
-          <w:sz w:val="24"/>
-          <w:szCs w:val="24"/>
-        </w:rPr>
-        <w:t>Solutions</w:t>
-      </w:r>
-      <w:proofErr w:type="spellEnd"/>
+        <w:t>DevStar Solutions</w:t>
+      </w:r>
       <w:r>
         <w:rPr>
           <w:rFonts w:ascii="Times New Roman" w:eastAsia="Times New Roman" w:hAnsi="Times New Roman" w:cs="Times New Roman"/>
@@ -7480,47 +7007,7 @@
           <w:sz w:val="24"/>
           <w:szCs w:val="24"/>
         </w:rPr>
-        <w:t xml:space="preserve"> de </w:t>
-      </w:r>
-      <w:proofErr w:type="spellStart"/>
-      <w:r>
-        <w:rPr>
-          <w:rFonts w:ascii="Times New Roman" w:eastAsia="Times New Roman" w:hAnsi="Times New Roman" w:cs="Times New Roman"/>
-          <w:i/>
-          <w:sz w:val="24"/>
-          <w:szCs w:val="24"/>
-        </w:rPr>
-        <w:t>DevStar</w:t>
-      </w:r>
-      <w:proofErr w:type="spellEnd"/>
-      <w:r>
-        <w:rPr>
-          <w:rFonts w:ascii="Times New Roman" w:eastAsia="Times New Roman" w:hAnsi="Times New Roman" w:cs="Times New Roman"/>
-          <w:i/>
-          <w:sz w:val="24"/>
-          <w:szCs w:val="24"/>
-        </w:rPr>
-        <w:t xml:space="preserve"> </w:t>
-      </w:r>
-      <w:proofErr w:type="spellStart"/>
-      <w:r>
-        <w:rPr>
-          <w:rFonts w:ascii="Times New Roman" w:eastAsia="Times New Roman" w:hAnsi="Times New Roman" w:cs="Times New Roman"/>
-          <w:i/>
-          <w:sz w:val="24"/>
-          <w:szCs w:val="24"/>
-        </w:rPr>
-        <w:t>Solutions</w:t>
-      </w:r>
-      <w:proofErr w:type="spellEnd"/>
-      <w:r>
-        <w:rPr>
-          <w:rFonts w:ascii="Times New Roman" w:eastAsia="Times New Roman" w:hAnsi="Times New Roman" w:cs="Times New Roman"/>
-          <w:i/>
-          <w:sz w:val="24"/>
-          <w:szCs w:val="24"/>
-        </w:rPr>
-        <w:t>.</w:t>
+        <w:t xml:space="preserve"> de DevStar Solutions.</w:t>
       </w:r>
       <w:r>
         <w:rPr>
@@ -8460,43 +7947,7 @@
           <w:sz w:val="24"/>
           <w:szCs w:val="24"/>
         </w:rPr>
-        <w:t xml:space="preserve">Para asegurar la viabilidad financiera del sistema GDI-IA dentro de la empresa </w:t>
-      </w:r>
-      <w:proofErr w:type="spellStart"/>
-      <w:r>
-        <w:rPr>
-          <w:rFonts w:ascii="Times New Roman" w:eastAsia="Times New Roman" w:hAnsi="Times New Roman" w:cs="Times New Roman"/>
-          <w:sz w:val="24"/>
-          <w:szCs w:val="24"/>
-        </w:rPr>
-        <w:t>DevStar</w:t>
-      </w:r>
-      <w:proofErr w:type="spellEnd"/>
-      <w:r>
-        <w:rPr>
-          <w:rFonts w:ascii="Times New Roman" w:eastAsia="Times New Roman" w:hAnsi="Times New Roman" w:cs="Times New Roman"/>
-          <w:sz w:val="24"/>
-          <w:szCs w:val="24"/>
-        </w:rPr>
-        <w:t xml:space="preserve"> </w:t>
-      </w:r>
-      <w:proofErr w:type="spellStart"/>
-      <w:r>
-        <w:rPr>
-          <w:rFonts w:ascii="Times New Roman" w:eastAsia="Times New Roman" w:hAnsi="Times New Roman" w:cs="Times New Roman"/>
-          <w:sz w:val="24"/>
-          <w:szCs w:val="24"/>
-        </w:rPr>
-        <w:t>Solutions</w:t>
-      </w:r>
-      <w:proofErr w:type="spellEnd"/>
-      <w:r>
-        <w:rPr>
-          <w:rFonts w:ascii="Times New Roman" w:eastAsia="Times New Roman" w:hAnsi="Times New Roman" w:cs="Times New Roman"/>
-          <w:sz w:val="24"/>
-          <w:szCs w:val="24"/>
-        </w:rPr>
-        <w:t>, he elaborado un análisis detallado de ingresos esperados y egresos proyectados, con el objetivo de identificar la rentabilidad del proyecto desde su implementación y en el tiempo.</w:t>
+        <w:t>Para asegurar la viabilidad financiera del sistema GDI-IA dentro de la empresa DevStar Solutions, he elaborado un análisis detallado de ingresos esperados y egresos proyectados, con el objetivo de identificar la rentabilidad del proyecto desde su implementación y en el tiempo.</w:t>
       </w:r>
     </w:p>
     <w:p>
@@ -8743,25 +8194,7 @@
           <w:sz w:val="24"/>
           <w:szCs w:val="24"/>
         </w:rPr>
-        <w:t xml:space="preserve">Capacidad de generar múltiples formatos (PDF, Word, </w:t>
-      </w:r>
-      <w:proofErr w:type="spellStart"/>
-      <w:r>
-        <w:rPr>
-          <w:rFonts w:ascii="Times New Roman" w:eastAsia="Times New Roman" w:hAnsi="Times New Roman" w:cs="Times New Roman"/>
-          <w:sz w:val="24"/>
-          <w:szCs w:val="24"/>
-        </w:rPr>
-        <w:t>Markdown</w:t>
-      </w:r>
-      <w:proofErr w:type="spellEnd"/>
-      <w:r>
-        <w:rPr>
-          <w:rFonts w:ascii="Times New Roman" w:eastAsia="Times New Roman" w:hAnsi="Times New Roman" w:cs="Times New Roman"/>
-          <w:sz w:val="24"/>
-          <w:szCs w:val="24"/>
-        </w:rPr>
-        <w:t>, etc.) con mínima intervención.</w:t>
+        <w:t>Capacidad de generar múltiples formatos (PDF, Word, Markdown, etc.) con mínima intervención.</w:t>
       </w:r>
       <w:r>
         <w:rPr>
@@ -8899,43 +8332,7 @@
           <w:sz w:val="24"/>
           <w:szCs w:val="24"/>
         </w:rPr>
-        <w:t xml:space="preserve">La implementación del sistema Generador de Documentación Impulsado por IA (GDI-IA) en </w:t>
-      </w:r>
-      <w:proofErr w:type="spellStart"/>
-      <w:r>
-        <w:rPr>
-          <w:rFonts w:ascii="Times New Roman" w:eastAsia="Times New Roman" w:hAnsi="Times New Roman" w:cs="Times New Roman"/>
-          <w:sz w:val="24"/>
-          <w:szCs w:val="24"/>
-        </w:rPr>
-        <w:t>DevStar</w:t>
-      </w:r>
-      <w:proofErr w:type="spellEnd"/>
-      <w:r>
-        <w:rPr>
-          <w:rFonts w:ascii="Times New Roman" w:eastAsia="Times New Roman" w:hAnsi="Times New Roman" w:cs="Times New Roman"/>
-          <w:sz w:val="24"/>
-          <w:szCs w:val="24"/>
-        </w:rPr>
-        <w:t xml:space="preserve"> </w:t>
-      </w:r>
-      <w:proofErr w:type="spellStart"/>
-      <w:r>
-        <w:rPr>
-          <w:rFonts w:ascii="Times New Roman" w:eastAsia="Times New Roman" w:hAnsi="Times New Roman" w:cs="Times New Roman"/>
-          <w:sz w:val="24"/>
-          <w:szCs w:val="24"/>
-        </w:rPr>
-        <w:t>Solutions</w:t>
-      </w:r>
-      <w:proofErr w:type="spellEnd"/>
-      <w:r>
-        <w:rPr>
-          <w:rFonts w:ascii="Times New Roman" w:eastAsia="Times New Roman" w:hAnsi="Times New Roman" w:cs="Times New Roman"/>
-          <w:sz w:val="24"/>
-          <w:szCs w:val="24"/>
-        </w:rPr>
-        <w:t xml:space="preserve"> generará beneficios significativos tanto tangibles como intangibles, que contribuyen al fortalecimiento organizacional, optimización de procesos y consolidación competitiva de la empresa en el mercado.</w:t>
+        <w:t>La implementación del sistema Generador de Documentación Impulsado por IA (GDI-IA) en DevStar Solutions generará beneficios significativos tanto tangibles como intangibles, que contribuyen al fortalecimiento organizacional, optimización de procesos y consolidación competitiva de la empresa en el mercado.</w:t>
       </w:r>
     </w:p>
     <w:p>
@@ -12385,43 +11782,7 @@
           <w:sz w:val="24"/>
           <w:szCs w:val="24"/>
         </w:rPr>
-        <w:t xml:space="preserve">Luego de desarrollar el presente estudio de factibilidad para el proyecto GDI-IA, puedo concluir que su implementación dentro de la empresa </w:t>
-      </w:r>
-      <w:proofErr w:type="spellStart"/>
-      <w:r>
-        <w:rPr>
-          <w:rFonts w:ascii="Times New Roman" w:eastAsia="Times New Roman" w:hAnsi="Times New Roman" w:cs="Times New Roman"/>
-          <w:sz w:val="24"/>
-          <w:szCs w:val="24"/>
-        </w:rPr>
-        <w:t>DevStar</w:t>
-      </w:r>
-      <w:proofErr w:type="spellEnd"/>
-      <w:r>
-        <w:rPr>
-          <w:rFonts w:ascii="Times New Roman" w:eastAsia="Times New Roman" w:hAnsi="Times New Roman" w:cs="Times New Roman"/>
-          <w:sz w:val="24"/>
-          <w:szCs w:val="24"/>
-        </w:rPr>
-        <w:t xml:space="preserve"> </w:t>
-      </w:r>
-      <w:proofErr w:type="spellStart"/>
-      <w:r>
-        <w:rPr>
-          <w:rFonts w:ascii="Times New Roman" w:eastAsia="Times New Roman" w:hAnsi="Times New Roman" w:cs="Times New Roman"/>
-          <w:sz w:val="24"/>
-          <w:szCs w:val="24"/>
-        </w:rPr>
-        <w:t>Solutions</w:t>
-      </w:r>
-      <w:proofErr w:type="spellEnd"/>
-      <w:r>
-        <w:rPr>
-          <w:rFonts w:ascii="Times New Roman" w:eastAsia="Times New Roman" w:hAnsi="Times New Roman" w:cs="Times New Roman"/>
-          <w:sz w:val="24"/>
-          <w:szCs w:val="24"/>
-        </w:rPr>
-        <w:t xml:space="preserve"> representa una solución técnica, económica, operativa, legal, social y ambientalmente viable. El análisis detallado de cada aspecto evaluado me ha permitido tener una visión clara de los beneficios que traerá este sistema para la organización.</w:t>
+        <w:t>Luego de desarrollar el presente estudio de factibilidad para el proyecto GDI-IA, puedo concluir que su implementación dentro de la empresa DevStar Solutions representa una solución técnica, económica, operativa, legal, social y ambientalmente viable. El análisis detallado de cada aspecto evaluado me ha permitido tener una visión clara de los beneficios que traerá este sistema para la organización.</w:t>
       </w:r>
     </w:p>
     <w:p>
@@ -12561,43 +11922,7 @@
           <w:sz w:val="24"/>
           <w:szCs w:val="24"/>
         </w:rPr>
-        <w:t xml:space="preserve">Por todo lo anterior, concluyo que el sistema GDI-IA no solo es factible, sino también una herramienta estratégica para optimizar los procesos internos de </w:t>
-      </w:r>
-      <w:proofErr w:type="spellStart"/>
-      <w:r>
-        <w:rPr>
-          <w:rFonts w:ascii="Times New Roman" w:eastAsia="Times New Roman" w:hAnsi="Times New Roman" w:cs="Times New Roman"/>
-          <w:sz w:val="24"/>
-          <w:szCs w:val="24"/>
-        </w:rPr>
-        <w:t>DevStar</w:t>
-      </w:r>
-      <w:proofErr w:type="spellEnd"/>
-      <w:r>
-        <w:rPr>
-          <w:rFonts w:ascii="Times New Roman" w:eastAsia="Times New Roman" w:hAnsi="Times New Roman" w:cs="Times New Roman"/>
-          <w:sz w:val="24"/>
-          <w:szCs w:val="24"/>
-        </w:rPr>
-        <w:t xml:space="preserve"> </w:t>
-      </w:r>
-      <w:proofErr w:type="spellStart"/>
-      <w:r>
-        <w:rPr>
-          <w:rFonts w:ascii="Times New Roman" w:eastAsia="Times New Roman" w:hAnsi="Times New Roman" w:cs="Times New Roman"/>
-          <w:sz w:val="24"/>
-          <w:szCs w:val="24"/>
-        </w:rPr>
-        <w:t>Solutions</w:t>
-      </w:r>
-      <w:proofErr w:type="spellEnd"/>
-      <w:r>
-        <w:rPr>
-          <w:rFonts w:ascii="Times New Roman" w:eastAsia="Times New Roman" w:hAnsi="Times New Roman" w:cs="Times New Roman"/>
-          <w:sz w:val="24"/>
-          <w:szCs w:val="24"/>
-        </w:rPr>
-        <w:t xml:space="preserve"> y avanzar hacia una gestión más eficiente e innovadora.</w:t>
+        <w:t>Por todo lo anterior, concluyo que el sistema GDI-IA no solo es factible, sino también una herramienta estratégica para optimizar los procesos internos de DevStar Solutions y avanzar hacia una gestión más eficiente e innovadora.</w:t>
       </w:r>
     </w:p>
     <w:p>
@@ -15258,9 +14583,7 @@
       <w:tblStyleRowBandSize w:val="1"/>
       <w:tblStyleColBandSize w:val="1"/>
       <w:tblCellMar>
-        <w:top w:w="0" w:type="dxa"/>
         <w:left w:w="70" w:type="dxa"/>
-        <w:bottom w:w="0" w:type="dxa"/>
         <w:right w:w="70" w:type="dxa"/>
       </w:tblCellMar>
     </w:tblPr>
